--- a/Paladin_Compliance_FM-2_Controlled_Document_and_Governance_Notice.docx
+++ b/Paladin_Compliance_FM-2_Controlled_Document_and_Governance_Notice.docx
@@ -119,6 +119,21 @@
               <w:t>This front matter section establishes the binder as a controlled governance artifact intended to be adopted, maintained, and referenced by organizations implementing the framework. The binder is not a substitute for operational governance execution, current evidence, accountable decision-making, or organization-specific authority. Its institutional value depends on disciplined stewardship, version control, evidence-linked representation, and periodic recalibration against operating reality.</w:t>
             </w:r>
           </w:p>
+          <w:p>
+            <w:pPr>
+              <w:spacing w:after="0" w:before="0" w:lineRule="auto" w:line="259"/>
+              <w:jc w:val="left"/>
+            </w:pPr>
+            <w:r>
+              <w:rPr>
+                <w:rFonts w:ascii="Aptos" w:hAnsi="Aptos" w:eastAsia="Aptos"/>
+                <w:b w:val="0"/>
+                <w:color w:val="2F3A4A"/>
+                <w:sz w:val="17"/>
+              </w:rPr>
+              <w:t xml:space="preserve">Nature of this binder. Paladin Compliance provides documentation tools and templates. This binder, and any Paladin registry record issued with it, are a documented record of the organization’s own AI policies and evidence. They are not an audit, assessment, certification, third-party assurance, or verification of compliance; they are not legal advice; and they do not provide, change, or substitute for insurance coverage. Where this binder uses terms such as confidence, reliance, or documentation, they describe the organization’s own representations and the care needed to keep them accurate.</w:t>
+            </w:r>
+          </w:p>
         </w:tc>
       </w:tr>
     </w:tbl>
@@ -158,7 +173,7 @@
           <w:color w:val="2F3A4A"/>
           <w:sz w:val="18"/>
         </w:rPr>
-        <w:t>A controlled governance document has a different institutional purpose than a static informational manual. It carries reliance potential. Executives, oversight functions, customers, partners, investors, auditors, and internal operators may infer that the document reflects a disciplined governance posture. For that reason, the document must not silently outlive the evidence, operating assumptions, or authority structures that support it. Governance documentation that remains visually complete while becoming operationally stale creates false assurance and weakens the institution's ability to explain its own governance state.</w:t>
+        <w:t>A controlled governance document has a different institutional purpose than a static informational manual. It carries reliance potential. Executives, oversight functions, customers, partners, investors, auditors, and internal operators may infer that the document reflects a disciplined governance posture. For that reason, the document must not silently outlive the evidence, operating assumptions, or authority structures that support it. Governance documentation that remains visually complete while becoming operationally stale creates false confidence and weakens the institution's ability to explain its own governance state.</w:t>
       </w:r>
     </w:p>
     <w:p>
@@ -967,7 +982,7 @@
                 <w:color w:val="2F3A4A"/>
                 <w:sz w:val="16"/>
               </w:rPr>
-              <w:t>The binder supports governance understanding without implying unlimited assurance.</w:t>
+              <w:t>The binder supports governance understanding without implying unlimited confidence.</w:t>
             </w:r>
           </w:p>
         </w:tc>
@@ -1035,7 +1050,7 @@
                 <w:color w:val="2F3A4A"/>
                 <w:sz w:val="16"/>
               </w:rPr>
-              <w:t>Readers infer broad assurance from general governance language.</w:t>
+              <w:t>Readers infer broad confidence from general governance language.</w:t>
             </w:r>
           </w:p>
         </w:tc>
@@ -1273,7 +1288,7 @@
           <w:color w:val="2F3A4A"/>
           <w:sz w:val="18"/>
         </w:rPr>
-        <w:t>Governance freshness is the continuing alignment between a documented governance representation and the current operating conditions that make the representation meaningful. Freshness is not satisfied by a recent file date, an annual review notation, or a formatting update. A document can be recently edited while still relying on stale control populations, retired workflow assumptions, obsolete ownership maps, or assurance language inherited from a prior operating model.</w:t>
+        <w:t>Governance freshness is the continuing alignment between a documented governance representation and the current operating conditions that make the representation meaningful. Freshness is not satisfied by a recent file date, an annual review notation, or a formatting update. A document can be recently edited while still relying on stale control populations, retired workflow assumptions, obsolete ownership maps, or confidence language inherited from a prior operating model.</w:t>
       </w:r>
     </w:p>
     <w:p>
@@ -2048,7 +2063,7 @@
                 <w:color w:val="2F3A4A"/>
                 <w:sz w:val="16"/>
               </w:rPr>
-              <w:t>Assurance freshness</w:t>
+              <w:t>Confidence freshness</w:t>
             </w:r>
           </w:p>
         </w:tc>
@@ -2184,7 +2199,7 @@
                 <w:color w:val="2F3A4A"/>
                 <w:sz w:val="16"/>
               </w:rPr>
-              <w:t>Track representation use and refresh assurance language before reliance broadens.</w:t>
+              <w:t>Track representation use and refresh confidence language before reliance broadens.</w:t>
             </w:r>
           </w:p>
         </w:tc>
@@ -2911,7 +2926,7 @@
                 <w:color w:val="2F3A4A"/>
                 <w:sz w:val="16"/>
               </w:rPr>
-              <w:t>Refresh evidence or narrow assurance language before external reliance expands.</w:t>
+              <w:t>Refresh evidence or narrow confidence language before external reliance expands.</w:t>
             </w:r>
           </w:p>
         </w:tc>
@@ -3188,7 +3203,7 @@
                 <w:color w:val="2F3A4A"/>
                 <w:sz w:val="16"/>
               </w:rPr>
-              <w:t>Retain for traceability, reconstruction, and change history rather than active assurance.</w:t>
+              <w:t>Retain for traceability, reconstruction, and change history rather than active confidence.</w:t>
             </w:r>
           </w:p>
         </w:tc>
@@ -3477,7 +3492,7 @@
           <w:color w:val="2F3A4A"/>
           <w:sz w:val="18"/>
         </w:rPr>
-        <w:t>Live governance condition is established through current evidence, current authority, current workflow alignment, current dependency visibility, and current assurance boundaries. A binder can support live governance only when it is maintained as part of an active governance system. Where operations change faster than documentation, the organization must qualify reliance, trigger recalibration, and preserve the rationale for interim governance positions.</w:t>
+        <w:t>Live governance condition is established through current evidence, current authority, current workflow alignment, current dependency visibility, and current confidence boundaries. A binder can support live governance only when it is maintained as part of an active governance system. Where operations change faster than documentation, the organization must qualify reliance, trigger recalibration, and preserve the rationale for interim governance positions.</w:t>
       </w:r>
     </w:p>
     <w:p>
@@ -4235,7 +4250,7 @@
                 <w:color w:val="2F3A4A"/>
                 <w:sz w:val="16"/>
               </w:rPr>
-              <w:t>Assurance meaning</w:t>
+              <w:t>Confidence meaning</w:t>
             </w:r>
           </w:p>
         </w:tc>
@@ -4337,7 +4352,7 @@
                 <w:color w:val="2F3A4A"/>
                 <w:sz w:val="16"/>
               </w:rPr>
-              <w:t>General language can be reused beyond the assurance boundary.</w:t>
+              <w:t>General language can be reused beyond the confidence boundary.</w:t>
             </w:r>
           </w:p>
         </w:tc>
@@ -5375,7 +5390,7 @@
                 <w:color w:val="2F3A4A"/>
                 <w:sz w:val="16"/>
               </w:rPr>
-              <w:t>A prior assurance paragraph becomes template language after operating conditions change.</w:t>
+              <w:t>A prior confidence paragraph becomes template language after operating conditions change.</w:t>
             </w:r>
           </w:p>
         </w:tc>
@@ -5630,7 +5645,7 @@
         <w:keepNext/>
       </w:pPr>
       <w:r>
-        <w:t>Assurance Boundaries and Representation Limitations</w:t>
+        <w:t>Confidence Boundaries and Representation Limitations</w:t>
       </w:r>
     </w:p>
     <w:p>
@@ -5647,7 +5662,7 @@
           <w:color w:val="2F3A4A"/>
           <w:sz w:val="18"/>
         </w:rPr>
-        <w:t>Governance assurance created by this binder is bounded. It supports institutional understanding, disciplined stewardship, and structured reliance within the limits of current evidence, documented scope, and maintained governance operation. It does not create unconditional assurance that every process, control, decision, evidence item, representation, dependency, or AI-assisted workflow remains aligned at all times.</w:t>
+        <w:t>Governance confidence created by this binder is bounded. It supports institutional understanding, disciplined stewardship, and structured reliance within the limits of current evidence, documented scope, and maintained governance operation. It does not create unconditional confidence that every process, control, decision, evidence item, representation, dependency, or AI-assisted workflow remains aligned at all times.</w:t>
       </w:r>
     </w:p>
     <w:p>
@@ -5680,7 +5695,7 @@
           <w:color w:val="17365D"/>
           <w:sz w:val="18"/>
         </w:rPr>
-        <w:t>Assurance Boundary Conditions</w:t>
+        <w:t>Confidence Boundary Conditions</w:t>
       </w:r>
     </w:p>
     <w:tbl>
@@ -6662,7 +6677,7 @@
                 <w:color w:val="2F3A4A"/>
                 <w:sz w:val="16"/>
               </w:rPr>
-              <w:t>Internal operating doctrine is copied into an external assurance response without qualification.</w:t>
+              <w:t>Internal operating doctrine is copied into an external confidence response without qualification.</w:t>
             </w:r>
           </w:p>
         </w:tc>
@@ -7285,7 +7300,7 @@
                 <w:color w:val="2F3A4A"/>
                 <w:sz w:val="16"/>
               </w:rPr>
-              <w:t>Require current evidence and exception review before assurance use.</w:t>
+              <w:t>Require current evidence and exception review before confidence use.</w:t>
             </w:r>
           </w:p>
         </w:tc>
@@ -7668,7 +7683,7 @@
                 <w:color w:val="2F3A4A"/>
                 <w:sz w:val="16"/>
               </w:rPr>
-              <w:t>External assurance excerpts</w:t>
+              <w:t>External confidence excerpts</w:t>
             </w:r>
           </w:p>
         </w:tc>
@@ -7767,7 +7782,7 @@
                 <w:color w:val="2F3A4A"/>
                 <w:sz w:val="16"/>
               </w:rPr>
-              <w:t>Assurance is repeated after the underlying basis changes.</w:t>
+              <w:t>Confidence is repeated after the underlying basis changes.</w:t>
             </w:r>
           </w:p>
         </w:tc>
@@ -7834,7 +7849,7 @@
           <w:color w:val="2F3A4A"/>
           <w:sz w:val="18"/>
         </w:rPr>
-        <w:t>Controlled governance documentation requires stewardship responsibility that is broader than document custody. Custody preserves the file. Stewardship preserves meaning. The accountable owner of a controlled governance artifact must understand how the binder connects to evidence sources, review cadence, escalation logic, assurance use, operational change, and institutional reliance. Without stewardship, controlled-document practices can become administrative rituals that protect formatting while allowing governance substance to decay.</w:t>
+        <w:t>Controlled governance documentation requires stewardship responsibility that is broader than document custody. Custody preserves the file. Stewardship preserves meaning. The accountable owner of a controlled governance artifact must understand how the binder connects to evidence sources, review cadence, escalation logic, confidence use, operational change, and institutional reliance. Without stewardship, controlled-document practices can become administrative rituals that protect formatting while allowing governance substance to decay.</w:t>
       </w:r>
     </w:p>
     <w:p>
@@ -8609,7 +8624,7 @@
                 <w:color w:val="2F3A4A"/>
                 <w:sz w:val="16"/>
               </w:rPr>
-              <w:t>Assurance and continuity control</w:t>
+              <w:t>Confidence and continuity control</w:t>
             </w:r>
           </w:p>
         </w:tc>
@@ -8711,7 +8726,7 @@
                 <w:color w:val="2F3A4A"/>
                 <w:sz w:val="16"/>
               </w:rPr>
-              <w:t>Assurance language is reused after evidence changes, or only long-tenured personnel can explain why governance language exists.</w:t>
+              <w:t>Confidence language is reused after evidence changes, or only long-tenured personnel can explain why governance language exists.</w:t>
             </w:r>
           </w:p>
         </w:tc>
@@ -9690,7 +9705,7 @@
                 <w:color w:val="2F3A4A"/>
                 <w:sz w:val="16"/>
               </w:rPr>
-              <w:t>The institution can identify where assurance language is currently relied upon.</w:t>
+              <w:t>The institution can identify where confidence language is currently relied upon.</w:t>
             </w:r>
           </w:p>
         </w:tc>
@@ -9928,7 +9943,7 @@
           <w:color w:val="2F3A4A"/>
           <w:sz w:val="18"/>
         </w:rPr>
-        <w:t>Governance representations shall remain bounded by evidence, scope, freshness, authority, and intended audience. Where the binder or any excerpt from it is used to support confidence, assurance, customer communication, investor review, executive reporting, audit preparation, or partner reliance, the organization shall ensure that the relied-upon language remains connected to current evidence and documented limitations. Stale, inherited, or uncontrolled language shall not be allowed to create broader assurance than the institution can defend.</w:t>
+        <w:t>Governance representations shall remain bounded by evidence, scope, freshness, authority, and intended audience. Where the binder or any excerpt from it is used to support confidence, confidence, customer communication, investor review, executive reporting, audit preparation, or partner reliance, the organization shall ensure that the relied-upon language remains connected to current evidence and documented limitations. Stale, inherited, or uncontrolled language shall not be allowed to create broader confidence than the institution can defend.</w:t>
       </w:r>
     </w:p>
     <w:p>
@@ -9962,7 +9977,7 @@
           <w:color w:val="2F3A4A"/>
           <w:sz w:val="18"/>
         </w:rPr>
-        <w:t>The binder shall be governed as a living institutional reference rather than a static compliance artifact. Its purpose is to support operational legitimacy, evidence-linked accountability, bounded assurance, governance recalibration, and institutional continuity over time. The controlled document standard is satisfied when future operators can determine what the binder represents, what it does not represent, what evidence supports its claims, when it requires review, and how it remains aligned with the reality it is intended to govern.</w:t>
+        <w:t>The binder shall be governed as a living institutional reference rather than a static compliance artifact. Its purpose is to support operational legitimacy, evidence-linked accountability, bounded confidence, governance recalibration, and institutional continuity over time. The controlled document standard is satisfied when future operators can determine what the binder represents, what it does not represent, what evidence supports its claims, when it requires review, and how it remains aligned with the reality it is intended to govern.</w:t>
       </w:r>
     </w:p>
     <w:sectPr>
